--- a/Key Documents/Word Doc Versions/TfL What-If Simulation User Stories Document.docx
+++ b/Key Documents/Word Doc Versions/TfL What-If Simulation User Stories Document.docx
@@ -147,13 +147,6 @@
       </w:r>
     </w:p>
     <w:p>
-      <w:r>
-        <w:pict w14:anchorId="0B65420D">
-          <v:rect id="_x0000_i1025" style="width:0;height:1.5pt" o:hralign="center" o:hrstd="t" o:hr="t"/>
-        </w:pict>
-      </w:r>
-    </w:p>
-    <w:p>
       <w:pPr>
         <w:rPr>
           <w:rFonts w:asciiTheme="majorHAnsi" w:hAnsiTheme="majorHAnsi"/>
@@ -282,13 +275,6 @@
       </w:r>
     </w:p>
     <w:p>
-      <w:r>
-        <w:pict w14:anchorId="46E02512">
-          <v:rect id="_x0000_i1026" style="width:0;height:1.5pt" o:hralign="center" o:hrstd="t" o:hr="t"/>
-        </w:pict>
-      </w:r>
-    </w:p>
-    <w:p>
       <w:pPr>
         <w:rPr>
           <w:rFonts w:asciiTheme="majorHAnsi" w:hAnsiTheme="majorHAnsi"/>
@@ -403,13 +389,6 @@
       </w:r>
     </w:p>
     <w:p>
-      <w:r>
-        <w:pict w14:anchorId="390258FD">
-          <v:rect id="_x0000_i1027" style="width:0;height:1.5pt" o:hralign="center" o:hrstd="t" o:hr="t"/>
-        </w:pict>
-      </w:r>
-    </w:p>
-    <w:p>
       <w:pPr>
         <w:rPr>
           <w:rFonts w:asciiTheme="majorHAnsi" w:hAnsiTheme="majorHAnsi"/>
@@ -431,40 +410,40 @@
           <w:szCs w:val="24"/>
           <w:u w:val="single"/>
         </w:rPr>
+        <w:t>US-04 – What-If Scenario Editor (Station &amp; Line Closures)</w:t>
+      </w:r>
+    </w:p>
+    <w:p>
+      <w:r>
+        <w:t xml:space="preserve">As a </w:t>
+      </w:r>
+      <w:r>
+        <w:rPr>
+          <w:b/>
+          <w:bCs/>
+        </w:rPr>
+        <w:t>planner</w:t>
+      </w:r>
+      <w:r>
+        <w:t>, I want</w:t>
+      </w:r>
+      <w:r>
+        <w:t xml:space="preserve"> to manually close stations or lines so that I can analyse the impact of hypothetical disruptions.</w:t>
+      </w:r>
+    </w:p>
+    <w:p>
+      <w:pPr>
+        <w:rPr>
+          <w:u w:val="single"/>
+        </w:rPr>
+      </w:pPr>
+      <w:r>
+        <w:rPr>
+          <w:b/>
+          <w:bCs/>
+          <w:u w:val="single"/>
+        </w:rPr>
         <w:lastRenderedPageBreak/>
-        <w:t>US-04 – What-If Scenario Editor (Station &amp; Line Closures)</w:t>
-      </w:r>
-    </w:p>
-    <w:p>
-      <w:r>
-        <w:t xml:space="preserve">As a </w:t>
-      </w:r>
-      <w:r>
-        <w:rPr>
-          <w:b/>
-          <w:bCs/>
-        </w:rPr>
-        <w:t>planner</w:t>
-      </w:r>
-      <w:r>
-        <w:t>, I want</w:t>
-      </w:r>
-      <w:r>
-        <w:t xml:space="preserve"> to manually close stations or lines so that I can analyse the impact of hypothetical disruptions.</w:t>
-      </w:r>
-    </w:p>
-    <w:p>
-      <w:pPr>
-        <w:rPr>
-          <w:u w:val="single"/>
-        </w:rPr>
-      </w:pPr>
-      <w:r>
-        <w:rPr>
-          <w:b/>
-          <w:bCs/>
-          <w:u w:val="single"/>
-        </w:rPr>
         <w:t>Acceptance Criteria:</w:t>
       </w:r>
     </w:p>
@@ -533,13 +512,6 @@
       </w:r>
       <w:r>
         <w:t xml:space="preserve"> Must Have</w:t>
-      </w:r>
-    </w:p>
-    <w:p>
-      <w:r>
-        <w:pict w14:anchorId="24E22E10">
-          <v:rect id="_x0000_i1028" style="width:0;height:1.5pt" o:hralign="center" o:hrstd="t" o:hr="t"/>
-        </w:pict>
       </w:r>
     </w:p>
     <w:p>
@@ -657,13 +629,6 @@
       </w:r>
     </w:p>
     <w:p>
-      <w:r>
-        <w:pict w14:anchorId="75076EE1">
-          <v:rect id="_x0000_i1029" style="width:0;height:1.5pt" o:hralign="center" o:hrstd="t" o:hr="t"/>
-        </w:pict>
-      </w:r>
-    </w:p>
-    <w:p>
       <w:pPr>
         <w:rPr>
           <w:rFonts w:asciiTheme="majorHAnsi" w:hAnsiTheme="majorHAnsi"/>
@@ -778,13 +743,6 @@
       </w:r>
     </w:p>
     <w:p>
-      <w:r>
-        <w:pict w14:anchorId="2E6B5E84">
-          <v:rect id="_x0000_i1030" style="width:0;height:1.5pt" o:hralign="center" o:hrstd="t" o:hr="t"/>
-        </w:pict>
-      </w:r>
-    </w:p>
-    <w:p>
       <w:pPr>
         <w:rPr>
           <w:rFonts w:asciiTheme="majorHAnsi" w:hAnsiTheme="majorHAnsi"/>
@@ -811,76 +769,76 @@
     </w:p>
     <w:p>
       <w:r>
+        <w:t xml:space="preserve">As a </w:t>
+      </w:r>
+      <w:r>
+        <w:rPr>
+          <w:b/>
+          <w:bCs/>
+        </w:rPr>
+        <w:t>user</w:t>
+      </w:r>
+      <w:r>
+        <w:t>, I want visual cues showing disruptions so I can understand their impact instantly.</w:t>
+      </w:r>
+    </w:p>
+    <w:p>
+      <w:pPr>
+        <w:rPr>
+          <w:u w:val="single"/>
+        </w:rPr>
+      </w:pPr>
+      <w:r>
+        <w:rPr>
+          <w:b/>
+          <w:bCs/>
+          <w:u w:val="single"/>
+        </w:rPr>
+        <w:t>Acceptance Criteria:</w:t>
+      </w:r>
+    </w:p>
+    <w:p>
+      <w:pPr>
+        <w:numPr>
+          <w:ilvl w:val="0"/>
+          <w:numId w:val="7"/>
+        </w:numPr>
+      </w:pPr>
+      <w:r>
+        <w:t>AC1: Closed stations show a clear icon/strike-through.</w:t>
+      </w:r>
+    </w:p>
+    <w:p>
+      <w:pPr>
+        <w:numPr>
+          <w:ilvl w:val="0"/>
+          <w:numId w:val="7"/>
+        </w:numPr>
+      </w:pPr>
+      <w:r>
+        <w:t>AC2: Suspended lines appear greyed out or dashed.</w:t>
+      </w:r>
+    </w:p>
+    <w:p>
+      <w:pPr>
+        <w:numPr>
+          <w:ilvl w:val="0"/>
+          <w:numId w:val="7"/>
+        </w:numPr>
+      </w:pPr>
+      <w:r>
+        <w:t>AC3: Congestion and delays show colour gradients (if applicable).</w:t>
+      </w:r>
+    </w:p>
+    <w:p>
+      <w:pPr>
+        <w:numPr>
+          <w:ilvl w:val="0"/>
+          <w:numId w:val="7"/>
+        </w:numPr>
+      </w:pPr>
+      <w:r>
         <w:lastRenderedPageBreak/>
-        <w:t xml:space="preserve">As a </w:t>
-      </w:r>
-      <w:r>
-        <w:rPr>
-          <w:b/>
-          <w:bCs/>
-        </w:rPr>
-        <w:t>user</w:t>
-      </w:r>
-      <w:r>
-        <w:t>, I want visual cues showing disruptions so I can understand their impact instantly.</w:t>
-      </w:r>
-    </w:p>
-    <w:p>
-      <w:pPr>
-        <w:rPr>
-          <w:u w:val="single"/>
-        </w:rPr>
-      </w:pPr>
-      <w:r>
-        <w:rPr>
-          <w:b/>
-          <w:bCs/>
-          <w:u w:val="single"/>
-        </w:rPr>
-        <w:t>Acceptance Criteria:</w:t>
-      </w:r>
-    </w:p>
-    <w:p>
-      <w:pPr>
-        <w:numPr>
-          <w:ilvl w:val="0"/>
-          <w:numId w:val="7"/>
-        </w:numPr>
-      </w:pPr>
-      <w:r>
-        <w:t>AC1: Closed stations show a clear icon/strike-through.</w:t>
-      </w:r>
-    </w:p>
-    <w:p>
-      <w:pPr>
-        <w:numPr>
-          <w:ilvl w:val="0"/>
-          <w:numId w:val="7"/>
-        </w:numPr>
-      </w:pPr>
-      <w:r>
-        <w:t>AC2: Suspended lines appear greyed out or dashed.</w:t>
-      </w:r>
-    </w:p>
-    <w:p>
-      <w:pPr>
-        <w:numPr>
-          <w:ilvl w:val="0"/>
-          <w:numId w:val="7"/>
-        </w:numPr>
-      </w:pPr>
-      <w:r>
-        <w:t>AC3: Congestion and delays show colour gradients (if applicable).</w:t>
-      </w:r>
-    </w:p>
-    <w:p>
-      <w:pPr>
-        <w:numPr>
-          <w:ilvl w:val="0"/>
-          <w:numId w:val="7"/>
-        </w:numPr>
-      </w:pPr>
-      <w:r>
         <w:t>AC4: Map remains responsive and interactive.</w:t>
       </w:r>
     </w:p>
@@ -894,13 +852,6 @@
       </w:r>
       <w:r>
         <w:t xml:space="preserve"> Must Have</w:t>
-      </w:r>
-    </w:p>
-    <w:p>
-      <w:r>
-        <w:pict w14:anchorId="0819D97D">
-          <v:rect id="_x0000_i1031" style="width:0;height:1.5pt" o:hralign="center" o:hrstd="t" o:hr="t"/>
-        </w:pict>
       </w:r>
     </w:p>
     <w:p>
@@ -1005,13 +956,6 @@
       </w:r>
     </w:p>
     <w:p>
-      <w:r>
-        <w:pict w14:anchorId="34A8B8CF">
-          <v:rect id="_x0000_i1032" style="width:0;height:1.5pt" o:hralign="center" o:hrstd="t" o:hr="t"/>
-        </w:pict>
-      </w:r>
-    </w:p>
-    <w:p>
       <w:pPr>
         <w:rPr>
           <w:b/>
@@ -1134,13 +1078,6 @@
       </w:r>
     </w:p>
     <w:p>
-      <w:r>
-        <w:pict w14:anchorId="2E3E002C">
-          <v:rect id="_x0000_i1033" style="width:0;height:1.5pt" o:hralign="center" o:hrstd="t" o:hr="t"/>
-        </w:pict>
-      </w:r>
-    </w:p>
-    <w:p>
       <w:pPr>
         <w:rPr>
           <w:rFonts w:asciiTheme="majorHAnsi" w:hAnsiTheme="majorHAnsi"/>
@@ -1219,7 +1156,6 @@
         </w:numPr>
       </w:pPr>
       <w:r>
-        <w:lastRenderedPageBreak/>
         <w:t>AC2: The system compares metrics before vs after simulated closures.</w:t>
       </w:r>
     </w:p>
@@ -1255,13 +1191,6 @@
       </w:r>
       <w:r>
         <w:t xml:space="preserve"> Nice to Have</w:t>
-      </w:r>
-    </w:p>
-    <w:p>
-      <w:r>
-        <w:pict w14:anchorId="42451632">
-          <v:rect id="_x0000_i1034" style="width:0;height:1.5pt" o:hralign="center" o:hrstd="t" o:hr="t"/>
-        </w:pict>
       </w:r>
     </w:p>
     <w:p>
@@ -1344,6 +1273,7 @@
         </w:numPr>
       </w:pPr>
       <w:r>
+        <w:lastRenderedPageBreak/>
         <w:t>AC2: Visual clarity is preserved during rotation, panning, and zooming.</w:t>
       </w:r>
     </w:p>
@@ -1379,13 +1309,6 @@
       </w:r>
       <w:r>
         <w:t xml:space="preserve"> Nice to Have</w:t>
-      </w:r>
-    </w:p>
-    <w:p>
-      <w:r>
-        <w:pict w14:anchorId="7A626C0F">
-          <v:rect id="_x0000_i1035" style="width:0;height:1.5pt" o:hralign="center" o:hrstd="t" o:hr="t"/>
-        </w:pict>
       </w:r>
     </w:p>
     <w:p>
@@ -1500,13 +1423,6 @@
       </w:r>
     </w:p>
     <w:p>
-      <w:r>
-        <w:pict w14:anchorId="0F644462">
-          <v:rect id="_x0000_i1036" style="width:0;height:1.5pt" o:hralign="center" o:hrstd="t" o:hr="t"/>
-        </w:pict>
-      </w:r>
-    </w:p>
-    <w:p>
       <w:pPr>
         <w:rPr>
           <w:rFonts w:asciiTheme="majorHAnsi" w:hAnsiTheme="majorHAnsi"/>
@@ -1602,7 +1518,6 @@
         </w:numPr>
       </w:pPr>
       <w:r>
-        <w:lastRenderedPageBreak/>
         <w:t>AC4: User can export comparison results.</w:t>
       </w:r>
     </w:p>
@@ -1616,13 +1531,6 @@
       </w:r>
       <w:r>
         <w:t xml:space="preserve"> Nice to Have</w:t>
-      </w:r>
-    </w:p>
-    <w:p>
-      <w:r>
-        <w:pict w14:anchorId="0FE7F526">
-          <v:rect id="_x0000_i1037" style="width:0;height:1.5pt" o:hralign="center" o:hrstd="t" o:hr="t"/>
-        </w:pict>
       </w:r>
     </w:p>
     <w:p>
@@ -1745,13 +1653,6 @@
       </w:r>
     </w:p>
     <w:p>
-      <w:r>
-        <w:pict w14:anchorId="3C2D5E01">
-          <v:rect id="_x0000_i1038" style="width:0;height:1.5pt" o:hralign="center" o:hrstd="t" o:hr="t"/>
-        </w:pict>
-      </w:r>
-    </w:p>
-    <w:p>
       <w:pPr>
         <w:rPr>
           <w:rFonts w:asciiTheme="majorHAnsi" w:hAnsiTheme="majorHAnsi"/>
@@ -1778,6 +1679,7 @@
     </w:p>
     <w:p>
       <w:r>
+        <w:lastRenderedPageBreak/>
         <w:t xml:space="preserve">As a </w:t>
       </w:r>
       <w:r>
@@ -1864,6 +1766,7 @@
     </w:p>
     <w:p/>
     <w:sectPr>
+      <w:footerReference w:type="default" r:id="rId7"/>
       <w:pgSz w:w="11906" w:h="16838"/>
       <w:pgMar w:top="1440" w:right="1440" w:bottom="1440" w:left="1440" w:header="708" w:footer="708" w:gutter="0"/>
       <w:cols w:space="708"/>
@@ -1871,6 +1774,182 @@
     </w:sectPr>
   </w:body>
 </w:document>
+</file>
+
+<file path=word/endnotes.xml><?xml version="1.0" encoding="utf-8"?>
+<w:endnotes xmlns:wpc="http://schemas.microsoft.com/office/word/2010/wordprocessingCanvas" xmlns:cx="http://schemas.microsoft.com/office/drawing/2014/chartex" xmlns:cx1="http://schemas.microsoft.com/office/drawing/2015/9/8/chartex" xmlns:cx2="http://schemas.microsoft.com/office/drawing/2015/10/21/chartex" xmlns:cx3="http://schemas.microsoft.com/office/drawing/2016/5/9/chartex" xmlns:cx4="http://schemas.microsoft.com/office/drawing/2016/5/10/chartex" xmlns:cx5="http://schemas.microsoft.com/office/drawing/2016/5/11/chartex" xmlns:cx6="http://schemas.microsoft.com/office/drawing/2016/5/12/chartex" xmlns:cx7="http://schemas.microsoft.com/office/drawing/2016/5/13/chartex" xmlns:cx8="http://schemas.microsoft.com/office/drawing/2016/5/14/chartex" xmlns:mc="http://schemas.openxmlformats.org/markup-compatibility/2006" xmlns:aink="http://schemas.microsoft.com/office/drawing/2016/ink" xmlns:am3d="http://schemas.microsoft.com/office/drawing/2017/model3d" xmlns:o="urn:schemas-microsoft-com:office:office" xmlns:oel="http://schemas.microsoft.com/office/2019/extlst" xmlns:r="http://schemas.openxmlformats.org/officeDocument/2006/relationships" xmlns:m="http://schemas.openxmlformats.org/officeDocument/2006/math" xmlns:v="urn:schemas-microsoft-com:vml" xmlns:wp14="http://schemas.microsoft.com/office/word/2010/wordprocessingDrawing" xmlns:wp="http://schemas.openxmlformats.org/drawingml/2006/wordprocessingDrawing" xmlns:w10="urn:schemas-microsoft-com:office:word" xmlns:w="http://schemas.openxmlformats.org/wordprocessingml/2006/main" xmlns:w14="http://schemas.microsoft.com/office/word/2010/wordml" xmlns:w15="http://schemas.microsoft.com/office/word/2012/wordml" xmlns:w16cex="http://schemas.microsoft.com/office/word/2018/wordml/cex" xmlns:w16cid="http://schemas.microsoft.com/office/word/2016/wordml/cid" xmlns:w16="http://schemas.microsoft.com/office/word/2018/wordml" xmlns:w16du="http://schemas.microsoft.com/office/word/2023/wordml/word16du" xmlns:w16sdtdh="http://schemas.microsoft.com/office/word/2020/wordml/sdtdatahash" xmlns:w16sdtfl="http://schemas.microsoft.com/office/word/2024/wordml/sdtformatlock" xmlns:w16se="http://schemas.microsoft.com/office/word/2015/wordml/symex" xmlns:wpg="http://schemas.microsoft.com/office/word/2010/wordprocessingGroup" xmlns:wpi="http://schemas.microsoft.com/office/word/2010/wordprocessingInk" xmlns:wne="http://schemas.microsoft.com/office/word/2006/wordml" xmlns:wps="http://schemas.microsoft.com/office/word/2010/wordprocessingShape" mc:Ignorable="w14 w15 w16se w16cid w16 w16cex w16sdtdh w16sdtfl w16du wp14">
+  <w:endnote w:type="separator" w:id="-1">
+    <w:p>
+      <w:pPr>
+        <w:spacing w:after="0" w:line="240" w:lineRule="auto"/>
+      </w:pPr>
+      <w:r>
+        <w:separator/>
+      </w:r>
+    </w:p>
+  </w:endnote>
+  <w:endnote w:type="continuationSeparator" w:id="0">
+    <w:p>
+      <w:pPr>
+        <w:spacing w:after="0" w:line="240" w:lineRule="auto"/>
+      </w:pPr>
+      <w:r>
+        <w:continuationSeparator/>
+      </w:r>
+    </w:p>
+  </w:endnote>
+</w:endnotes>
+</file>
+
+<file path=word/footer1.xml><?xml version="1.0" encoding="utf-8"?>
+<w:ftr xmlns:wpc="http://schemas.microsoft.com/office/word/2010/wordprocessingCanvas" xmlns:cx="http://schemas.microsoft.com/office/drawing/2014/chartex" xmlns:cx1="http://schemas.microsoft.com/office/drawing/2015/9/8/chartex" xmlns:cx2="http://schemas.microsoft.com/office/drawing/2015/10/21/chartex" xmlns:cx3="http://schemas.microsoft.com/office/drawing/2016/5/9/chartex" xmlns:cx4="http://schemas.microsoft.com/office/drawing/2016/5/10/chartex" xmlns:cx5="http://schemas.microsoft.com/office/drawing/2016/5/11/chartex" xmlns:cx6="http://schemas.microsoft.com/office/drawing/2016/5/12/chartex" xmlns:cx7="http://schemas.microsoft.com/office/drawing/2016/5/13/chartex" xmlns:cx8="http://schemas.microsoft.com/office/drawing/2016/5/14/chartex" xmlns:mc="http://schemas.openxmlformats.org/markup-compatibility/2006" xmlns:aink="http://schemas.microsoft.com/office/drawing/2016/ink" xmlns:am3d="http://schemas.microsoft.com/office/drawing/2017/model3d" xmlns:o="urn:schemas-microsoft-com:office:office" xmlns:oel="http://schemas.microsoft.com/office/2019/extlst" xmlns:r="http://schemas.openxmlformats.org/officeDocument/2006/relationships" xmlns:m="http://schemas.openxmlformats.org/officeDocument/2006/math" xmlns:v="urn:schemas-microsoft-com:vml" xmlns:wp14="http://schemas.microsoft.com/office/word/2010/wordprocessingDrawing" xmlns:wp="http://schemas.openxmlformats.org/drawingml/2006/wordprocessingDrawing" xmlns:w10="urn:schemas-microsoft-com:office:word" xmlns:w="http://schemas.openxmlformats.org/wordprocessingml/2006/main" xmlns:w14="http://schemas.microsoft.com/office/word/2010/wordml" xmlns:w15="http://schemas.microsoft.com/office/word/2012/wordml" xmlns:w16cex="http://schemas.microsoft.com/office/word/2018/wordml/cex" xmlns:w16cid="http://schemas.microsoft.com/office/word/2016/wordml/cid" xmlns:w16="http://schemas.microsoft.com/office/word/2018/wordml" xmlns:w16du="http://schemas.microsoft.com/office/word/2023/wordml/word16du" xmlns:w16sdtdh="http://schemas.microsoft.com/office/word/2020/wordml/sdtdatahash" xmlns:w16sdtfl="http://schemas.microsoft.com/office/word/2024/wordml/sdtformatlock" xmlns:w16se="http://schemas.microsoft.com/office/word/2015/wordml/symex" xmlns:wpg="http://schemas.microsoft.com/office/word/2010/wordprocessingGroup" xmlns:wpi="http://schemas.microsoft.com/office/word/2010/wordprocessingInk" xmlns:wne="http://schemas.microsoft.com/office/word/2006/wordml" xmlns:wps="http://schemas.microsoft.com/office/word/2010/wordprocessingShape" mc:Ignorable="w14 w15 w16se w16cid w16 w16cex w16sdtdh w16sdtfl w16du wp14">
+  <w:sdt>
+    <w:sdtPr>
+      <w:id w:val="-1427957635"/>
+      <w:docPartObj>
+        <w:docPartGallery w:val="Page Numbers (Bottom of Page)"/>
+        <w:docPartUnique/>
+      </w:docPartObj>
+    </w:sdtPr>
+    <w:sdtContent>
+      <w:sdt>
+        <w:sdtPr>
+          <w:id w:val="1728636285"/>
+          <w:docPartObj>
+            <w:docPartGallery w:val="Page Numbers (Top of Page)"/>
+            <w:docPartUnique/>
+          </w:docPartObj>
+        </w:sdtPr>
+        <w:sdtContent>
+          <w:p>
+            <w:pPr>
+              <w:pStyle w:val="Footer"/>
+              <w:jc w:val="center"/>
+            </w:pPr>
+            <w:r>
+              <w:t xml:space="preserve">Page </w:t>
+            </w:r>
+            <w:r>
+              <w:rPr>
+                <w:b/>
+                <w:bCs/>
+                <w:sz w:val="24"/>
+                <w:szCs w:val="24"/>
+              </w:rPr>
+              <w:fldChar w:fldCharType="begin"/>
+            </w:r>
+            <w:r>
+              <w:rPr>
+                <w:b/>
+                <w:bCs/>
+              </w:rPr>
+              <w:instrText>PAGE</w:instrText>
+            </w:r>
+            <w:r>
+              <w:rPr>
+                <w:b/>
+                <w:bCs/>
+                <w:sz w:val="24"/>
+                <w:szCs w:val="24"/>
+              </w:rPr>
+              <w:fldChar w:fldCharType="separate"/>
+            </w:r>
+            <w:r>
+              <w:rPr>
+                <w:b/>
+                <w:bCs/>
+              </w:rPr>
+              <w:t>2</w:t>
+            </w:r>
+            <w:r>
+              <w:rPr>
+                <w:b/>
+                <w:bCs/>
+                <w:sz w:val="24"/>
+                <w:szCs w:val="24"/>
+              </w:rPr>
+              <w:fldChar w:fldCharType="end"/>
+            </w:r>
+            <w:r>
+              <w:t xml:space="preserve"> of </w:t>
+            </w:r>
+            <w:r>
+              <w:rPr>
+                <w:b/>
+                <w:bCs/>
+                <w:sz w:val="24"/>
+                <w:szCs w:val="24"/>
+              </w:rPr>
+              <w:fldChar w:fldCharType="begin"/>
+            </w:r>
+            <w:r>
+              <w:rPr>
+                <w:b/>
+                <w:bCs/>
+              </w:rPr>
+              <w:instrText>NUMPAGES</w:instrText>
+            </w:r>
+            <w:r>
+              <w:rPr>
+                <w:b/>
+                <w:bCs/>
+                <w:sz w:val="24"/>
+                <w:szCs w:val="24"/>
+              </w:rPr>
+              <w:fldChar w:fldCharType="separate"/>
+            </w:r>
+            <w:r>
+              <w:rPr>
+                <w:b/>
+                <w:bCs/>
+              </w:rPr>
+              <w:t>2</w:t>
+            </w:r>
+            <w:r>
+              <w:rPr>
+                <w:b/>
+                <w:bCs/>
+                <w:sz w:val="24"/>
+                <w:szCs w:val="24"/>
+              </w:rPr>
+              <w:fldChar w:fldCharType="end"/>
+            </w:r>
+          </w:p>
+        </w:sdtContent>
+      </w:sdt>
+    </w:sdtContent>
+  </w:sdt>
+  <w:p>
+    <w:pPr>
+      <w:pStyle w:val="Footer"/>
+    </w:pPr>
+  </w:p>
+</w:ftr>
+</file>
+
+<file path=word/footnotes.xml><?xml version="1.0" encoding="utf-8"?>
+<w:footnotes xmlns:wpc="http://schemas.microsoft.com/office/word/2010/wordprocessingCanvas" xmlns:cx="http://schemas.microsoft.com/office/drawing/2014/chartex" xmlns:cx1="http://schemas.microsoft.com/office/drawing/2015/9/8/chartex" xmlns:cx2="http://schemas.microsoft.com/office/drawing/2015/10/21/chartex" xmlns:cx3="http://schemas.microsoft.com/office/drawing/2016/5/9/chartex" xmlns:cx4="http://schemas.microsoft.com/office/drawing/2016/5/10/chartex" xmlns:cx5="http://schemas.microsoft.com/office/drawing/2016/5/11/chartex" xmlns:cx6="http://schemas.microsoft.com/office/drawing/2016/5/12/chartex" xmlns:cx7="http://schemas.microsoft.com/office/drawing/2016/5/13/chartex" xmlns:cx8="http://schemas.microsoft.com/office/drawing/2016/5/14/chartex" xmlns:mc="http://schemas.openxmlformats.org/markup-compatibility/2006" xmlns:aink="http://schemas.microsoft.com/office/drawing/2016/ink" xmlns:am3d="http://schemas.microsoft.com/office/drawing/2017/model3d" xmlns:o="urn:schemas-microsoft-com:office:office" xmlns:oel="http://schemas.microsoft.com/office/2019/extlst" xmlns:r="http://schemas.openxmlformats.org/officeDocument/2006/relationships" xmlns:m="http://schemas.openxmlformats.org/officeDocument/2006/math" xmlns:v="urn:schemas-microsoft-com:vml" xmlns:wp14="http://schemas.microsoft.com/office/word/2010/wordprocessingDrawing" xmlns:wp="http://schemas.openxmlformats.org/drawingml/2006/wordprocessingDrawing" xmlns:w10="urn:schemas-microsoft-com:office:word" xmlns:w="http://schemas.openxmlformats.org/wordprocessingml/2006/main" xmlns:w14="http://schemas.microsoft.com/office/word/2010/wordml" xmlns:w15="http://schemas.microsoft.com/office/word/2012/wordml" xmlns:w16cex="http://schemas.microsoft.com/office/word/2018/wordml/cex" xmlns:w16cid="http://schemas.microsoft.com/office/word/2016/wordml/cid" xmlns:w16="http://schemas.microsoft.com/office/word/2018/wordml" xmlns:w16du="http://schemas.microsoft.com/office/word/2023/wordml/word16du" xmlns:w16sdtdh="http://schemas.microsoft.com/office/word/2020/wordml/sdtdatahash" xmlns:w16sdtfl="http://schemas.microsoft.com/office/word/2024/wordml/sdtformatlock" xmlns:w16se="http://schemas.microsoft.com/office/word/2015/wordml/symex" xmlns:wpg="http://schemas.microsoft.com/office/word/2010/wordprocessingGroup" xmlns:wpi="http://schemas.microsoft.com/office/word/2010/wordprocessingInk" xmlns:wne="http://schemas.microsoft.com/office/word/2006/wordml" xmlns:wps="http://schemas.microsoft.com/office/word/2010/wordprocessingShape" mc:Ignorable="w14 w15 w16se w16cid w16 w16cex w16sdtdh w16sdtfl w16du wp14">
+  <w:footnote w:type="separator" w:id="-1">
+    <w:p>
+      <w:pPr>
+        <w:spacing w:after="0" w:line="240" w:lineRule="auto"/>
+      </w:pPr>
+      <w:r>
+        <w:separator/>
+      </w:r>
+    </w:p>
+  </w:footnote>
+  <w:footnote w:type="continuationSeparator" w:id="0">
+    <w:p>
+      <w:pPr>
+        <w:spacing w:after="0" w:line="240" w:lineRule="auto"/>
+      </w:pPr>
+      <w:r>
+        <w:continuationSeparator/>
+      </w:r>
+    </w:p>
+  </w:footnote>
+</w:footnotes>
 </file>
 
 <file path=word/numbering.xml><?xml version="1.0" encoding="utf-8"?>
@@ -4762,7 +4841,6 @@
   <w:style w:type="character" w:default="1" w:styleId="DefaultParagraphFont">
     <w:name w:val="Default Paragraph Font"/>
     <w:uiPriority w:val="1"/>
-    <w:semiHidden/>
     <w:unhideWhenUsed/>
   </w:style>
   <w:style w:type="table" w:default="1" w:styleId="TableNormal">
@@ -5076,6 +5154,50 @@
       <w:spacing w:val="5"/>
     </w:rPr>
   </w:style>
+  <w:style w:type="paragraph" w:styleId="Header">
+    <w:name w:val="header"/>
+    <w:basedOn w:val="Normal"/>
+    <w:link w:val="HeaderChar"/>
+    <w:uiPriority w:val="99"/>
+    <w:unhideWhenUsed/>
+    <w:rsid w:val="003110EB"/>
+    <w:pPr>
+      <w:tabs>
+        <w:tab w:val="center" w:pos="4513"/>
+        <w:tab w:val="right" w:pos="9026"/>
+      </w:tabs>
+      <w:spacing w:after="0" w:line="240" w:lineRule="auto"/>
+    </w:pPr>
+  </w:style>
+  <w:style w:type="character" w:customStyle="1" w:styleId="HeaderChar">
+    <w:name w:val="Header Char"/>
+    <w:basedOn w:val="DefaultParagraphFont"/>
+    <w:link w:val="Header"/>
+    <w:uiPriority w:val="99"/>
+    <w:rsid w:val="003110EB"/>
+  </w:style>
+  <w:style w:type="paragraph" w:styleId="Footer">
+    <w:name w:val="footer"/>
+    <w:basedOn w:val="Normal"/>
+    <w:link w:val="FooterChar"/>
+    <w:uiPriority w:val="99"/>
+    <w:unhideWhenUsed/>
+    <w:rsid w:val="003110EB"/>
+    <w:pPr>
+      <w:tabs>
+        <w:tab w:val="center" w:pos="4513"/>
+        <w:tab w:val="right" w:pos="9026"/>
+      </w:tabs>
+      <w:spacing w:after="0" w:line="240" w:lineRule="auto"/>
+    </w:pPr>
+  </w:style>
+  <w:style w:type="character" w:customStyle="1" w:styleId="FooterChar">
+    <w:name w:val="Footer Char"/>
+    <w:basedOn w:val="DefaultParagraphFont"/>
+    <w:link w:val="Footer"/>
+    <w:uiPriority w:val="99"/>
+    <w:rsid w:val="003110EB"/>
+  </w:style>
 </w:styles>
 </file>
 
